--- a/syllabus/indexlab/index_page.docx
+++ b/syllabus/indexlab/index_page.docx
@@ -1367,7 +1367,7 @@
         </w:rPr>
         <w:t>Name: Kishor Neupane</w:t>
         <w:tab/>
-        <w:t>Subject: Artificial Intelligence</w:t>
+        <w:t xml:space="preserve">Subject: </w:t>
         <w:tab/>
         <w:t>Roll no: 8130030</w:t>
       </w:r>
